--- a/компетенция команды.docx
+++ b/компетенция команды.docx
@@ -1,6 +1,6 @@
 
 <file path=word/document.xml><?xml version="1.0" encoding="utf-8"?>
-<w:document xmlns:wpc="http://schemas.microsoft.com/office/word/2010/wordprocessingCanvas" xmlns:cx="http://schemas.microsoft.com/office/drawing/2014/chartex" xmlns:cx1="http://schemas.microsoft.com/office/drawing/2015/9/8/chartex" xmlns:cx2="http://schemas.microsoft.com/office/drawing/2015/10/21/chartex" xmlns:cx3="http://schemas.microsoft.com/office/drawing/2016/5/9/chartex" xmlns:cx4="http://schemas.microsoft.com/office/drawing/2016/5/10/chartex" xmlns:cx5="http://schemas.microsoft.com/office/drawing/2016/5/11/chartex" xmlns:cx6="http://schemas.microsoft.com/office/drawing/2016/5/12/chartex" xmlns:cx7="http://schemas.microsoft.com/office/drawing/2016/5/13/chartex" xmlns:cx8="http://schemas.microsoft.com/office/drawing/2016/5/14/chartex" xmlns:mc="http://schemas.openxmlformats.org/markup-compatibility/2006" xmlns:aink="http://schemas.microsoft.com/office/drawing/2016/ink" xmlns:am3d="http://schemas.microsoft.com/office/drawing/2017/model3d" xmlns:o="urn:schemas-microsoft-com:office:office" xmlns:oel="http://schemas.microsoft.com/office/2019/extlst" xmlns:r="http://schemas.openxmlformats.org/officeDocument/2006/relationships" xmlns:m="http://schemas.openxmlformats.org/officeDocument/2006/math" xmlns:v="urn:schemas-microsoft-com:vml" xmlns:wp14="http://schemas.microsoft.com/office/word/2010/wordprocessingDrawing" xmlns:wp="http://schemas.openxmlformats.org/drawingml/2006/wordprocessingDrawing" xmlns:w10="urn:schemas-microsoft-com:office:word" xmlns:w="http://schemas.openxmlformats.org/wordprocessingml/2006/main" xmlns:w14="http://schemas.microsoft.com/office/word/2010/wordml" xmlns:w15="http://schemas.microsoft.com/office/word/2012/wordml" xmlns:w16cex="http://schemas.microsoft.com/office/word/2018/wordml/cex" xmlns:w16cid="http://schemas.microsoft.com/office/word/2016/wordml/cid" xmlns:w16="http://schemas.microsoft.com/office/word/2018/wordml" xmlns:w16du="http://schemas.microsoft.com/office/word/2023/wordml/word16du" xmlns:w16sdtdh="http://schemas.microsoft.com/office/word/2020/wordml/sdtdatahash" xmlns:w16sdtfl="http://schemas.microsoft.com/office/word/2024/wordml/sdtformatlock" xmlns:w16se="http://schemas.microsoft.com/office/word/2015/wordml/symex" xmlns:wpg="http://schemas.microsoft.com/office/word/2010/wordprocessingGroup" xmlns:wpi="http://schemas.microsoft.com/office/word/2010/wordprocessingInk" xmlns:wne="http://schemas.microsoft.com/office/word/2006/wordml" xmlns:wps="http://schemas.microsoft.com/office/word/2010/wordprocessingShape" mc:Ignorable="w14 w15 w16se w16cid w16 w16cex w16sdtdh w16sdtfl w16du wp14">
+<w:document xmlns:wpc="http://schemas.microsoft.com/office/word/2010/wordprocessingCanvas" xmlns:cx="http://schemas.microsoft.com/office/drawing/2014/chartex" xmlns:cx1="http://schemas.microsoft.com/office/drawing/2015/9/8/chartex" xmlns:cx2="http://schemas.microsoft.com/office/drawing/2015/10/21/chartex" xmlns:cx3="http://schemas.microsoft.com/office/drawing/2016/5/9/chartex" xmlns:cx4="http://schemas.microsoft.com/office/drawing/2016/5/10/chartex" xmlns:cx5="http://schemas.microsoft.com/office/drawing/2016/5/11/chartex" xmlns:cx6="http://schemas.microsoft.com/office/drawing/2016/5/12/chartex" xmlns:cx7="http://schemas.microsoft.com/office/drawing/2016/5/13/chartex" xmlns:cx8="http://schemas.microsoft.com/office/drawing/2016/5/14/chartex" xmlns:mc="http://schemas.openxmlformats.org/markup-compatibility/2006" xmlns:aink="http://schemas.microsoft.com/office/drawing/2016/ink" xmlns:am3d="http://schemas.microsoft.com/office/drawing/2017/model3d" xmlns:o="urn:schemas-microsoft-com:office:office" xmlns:r="http://schemas.openxmlformats.org/officeDocument/2006/relationships" xmlns:m="http://schemas.openxmlformats.org/officeDocument/2006/math" xmlns:v="urn:schemas-microsoft-com:vml" xmlns:wp14="http://schemas.microsoft.com/office/word/2010/wordprocessingDrawing" xmlns:wp="http://schemas.openxmlformats.org/drawingml/2006/wordprocessingDrawing" xmlns:w10="urn:schemas-microsoft-com:office:word" xmlns:w="http://schemas.openxmlformats.org/wordprocessingml/2006/main" xmlns:w14="http://schemas.microsoft.com/office/word/2010/wordml" xmlns:w15="http://schemas.microsoft.com/office/word/2012/wordml" xmlns:w16cid="http://schemas.microsoft.com/office/word/2016/wordml/cid" xmlns:w16se="http://schemas.microsoft.com/office/word/2015/wordml/symex" xmlns:wpg="http://schemas.microsoft.com/office/word/2010/wordprocessingGroup" xmlns:wpi="http://schemas.microsoft.com/office/word/2010/wordprocessingInk" xmlns:wne="http://schemas.microsoft.com/office/word/2006/wordml" xmlns:wps="http://schemas.microsoft.com/office/word/2010/wordprocessingShape" mc:Ignorable="w14 w15 w16se w16cid wp14">
   <w:body>
     <w:p>
       <w:pPr>
@@ -226,15 +226,7 @@
           <w:sz w:val="24"/>
           <w:szCs w:val="24"/>
         </w:rPr>
-        <w:t xml:space="preserve">Я староста группы, а </w:t>
-      </w:r>
-      <w:r>
-        <w:rPr>
-          <w:rFonts w:cstheme="minorHAnsi"/>
-          <w:sz w:val="24"/>
-          <w:szCs w:val="24"/>
-        </w:rPr>
-        <w:t>это уже мини-руководство проектом. В команде я отвечаю за то же самое — чтобы мы не ссорились, делали вовремя и сдавали круто. Моя задача — сделать так, чтобы наши идеи не рассыпались, а превратились в готовый продукт</w:t>
+        <w:t>Я староста группы, а это уже мини-руководство проектом. В команде я отвечаю за то же самое — чтобы мы не ссорились, делали вовремя и сдавали круто. Моя задача — сделать так, чтобы наши идеи не рассыпались, а превратились в готовый продукт</w:t>
       </w:r>
     </w:p>
     <w:p>
@@ -1248,48 +1240,24 @@
                 <w:sz w:val="24"/>
                 <w:szCs w:val="24"/>
               </w:rPr>
-              <w:t>С</w:t>
-            </w:r>
-            <w:r>
-              <w:rPr>
-                <w:rFonts w:cstheme="minorHAnsi"/>
-                <w:sz w:val="24"/>
-                <w:szCs w:val="24"/>
-              </w:rPr>
-              <w:t>огласование с руководителем приоритетов</w:t>
-            </w:r>
-          </w:p>
-          <w:p>
-            <w:pPr>
-              <w:rPr>
-                <w:rFonts w:cstheme="minorHAnsi"/>
-                <w:sz w:val="24"/>
-                <w:szCs w:val="24"/>
-              </w:rPr>
-            </w:pPr>
-            <w:r>
-              <w:rPr>
-                <w:rFonts w:cstheme="minorHAnsi"/>
-                <w:sz w:val="24"/>
-                <w:szCs w:val="24"/>
-              </w:rPr>
-              <w:t>У</w:t>
-            </w:r>
-            <w:r>
-              <w:rPr>
-                <w:rFonts w:cstheme="minorHAnsi"/>
-                <w:sz w:val="24"/>
-                <w:szCs w:val="24"/>
-              </w:rPr>
-              <w:t>точнение UX</w:t>
-            </w:r>
-            <w:r>
-              <w:rPr>
-                <w:rFonts w:cstheme="minorHAnsi"/>
-                <w:sz w:val="24"/>
-                <w:szCs w:val="24"/>
-              </w:rPr>
-              <w:t>/</w:t>
+              <w:t>Согласование с руководителем приоритетов</w:t>
+            </w:r>
+          </w:p>
+          <w:p>
+            <w:pPr>
+              <w:rPr>
+                <w:rFonts w:cstheme="minorHAnsi"/>
+                <w:sz w:val="24"/>
+                <w:szCs w:val="24"/>
+              </w:rPr>
+            </w:pPr>
+            <w:r>
+              <w:rPr>
+                <w:rFonts w:cstheme="minorHAnsi"/>
+                <w:sz w:val="24"/>
+                <w:szCs w:val="24"/>
+              </w:rPr>
+              <w:t>Уточнение UX/</w:t>
             </w:r>
             <w:r>
               <w:rPr>
@@ -1573,11 +1541,53 @@
           <w:p>
             <w:pPr>
               <w:rPr>
-                <w:rFonts w:cstheme="minorHAnsi"/>
-                <w:sz w:val="24"/>
-                <w:szCs w:val="24"/>
-              </w:rPr>
-            </w:pPr>
+                <w:rStyle w:val="ad"/>
+                <w:rFonts w:cstheme="minorHAnsi"/>
+                <w:b w:val="0"/>
+                <w:color w:val="000000" w:themeColor="text1"/>
+                <w:sz w:val="24"/>
+                <w:szCs w:val="24"/>
+                <w:shd w:val="clear" w:color="auto" w:fill="FFFFFF"/>
+              </w:rPr>
+            </w:pPr>
+            <w:r>
+              <w:rPr>
+                <w:rStyle w:val="ad"/>
+                <w:rFonts w:cstheme="minorHAnsi"/>
+                <w:b w:val="0"/>
+                <w:color w:val="000000" w:themeColor="text1"/>
+                <w:sz w:val="24"/>
+                <w:szCs w:val="24"/>
+                <w:shd w:val="clear" w:color="auto" w:fill="FFFFFF"/>
+              </w:rPr>
+              <w:t>Умение подготовить приложение</w:t>
+            </w:r>
+          </w:p>
+          <w:p>
+            <w:pPr>
+              <w:rPr>
+                <w:rFonts w:cstheme="minorHAnsi"/>
+                <w:bCs/>
+                <w:color w:val="000000" w:themeColor="text1"/>
+                <w:sz w:val="24"/>
+                <w:szCs w:val="24"/>
+                <w:shd w:val="clear" w:color="auto" w:fill="FFFFFF"/>
+              </w:rPr>
+            </w:pPr>
+            <w:r>
+              <w:rPr>
+                <w:rStyle w:val="ad"/>
+                <w:rFonts w:cstheme="minorHAnsi"/>
+                <w:b w:val="0"/>
+                <w:color w:val="000000" w:themeColor="text1"/>
+                <w:sz w:val="24"/>
+                <w:szCs w:val="24"/>
+                <w:shd w:val="clear" w:color="auto" w:fill="FFFFFF"/>
+              </w:rPr>
+              <w:t>Знание принципов проектирования</w:t>
+            </w:r>
+            <w:bookmarkStart w:id="0" w:name="_GoBack"/>
+            <w:bookmarkEnd w:id="0"/>
           </w:p>
         </w:tc>
       </w:tr>
@@ -1624,40 +1634,24 @@
                 <w:sz w:val="24"/>
                 <w:szCs w:val="24"/>
               </w:rPr>
-              <w:t>О</w:t>
-            </w:r>
-            <w:r>
-              <w:rPr>
-                <w:rFonts w:cstheme="minorHAnsi"/>
-                <w:sz w:val="24"/>
-                <w:szCs w:val="24"/>
-              </w:rPr>
-              <w:t>тветственность за качество</w:t>
-            </w:r>
-          </w:p>
-          <w:p>
-            <w:pPr>
-              <w:rPr>
-                <w:rFonts w:cstheme="minorHAnsi"/>
-                <w:sz w:val="24"/>
-                <w:szCs w:val="24"/>
-              </w:rPr>
-            </w:pPr>
-            <w:r>
-              <w:rPr>
-                <w:rFonts w:cstheme="minorHAnsi"/>
-                <w:sz w:val="24"/>
-                <w:szCs w:val="24"/>
-              </w:rPr>
-              <w:t>У</w:t>
-            </w:r>
-            <w:r>
-              <w:rPr>
-                <w:rFonts w:cstheme="minorHAnsi"/>
-                <w:sz w:val="24"/>
-                <w:szCs w:val="24"/>
-              </w:rPr>
-              <w:t>мение аргументировать технические решения</w:t>
+              <w:t>Ответственность за качество</w:t>
+            </w:r>
+          </w:p>
+          <w:p>
+            <w:pPr>
+              <w:rPr>
+                <w:rFonts w:cstheme="minorHAnsi"/>
+                <w:sz w:val="24"/>
+                <w:szCs w:val="24"/>
+              </w:rPr>
+            </w:pPr>
+            <w:r>
+              <w:rPr>
+                <w:rFonts w:cstheme="minorHAnsi"/>
+                <w:sz w:val="24"/>
+                <w:szCs w:val="24"/>
+              </w:rPr>
+              <w:t>Умение аргументировать технические решения</w:t>
             </w:r>
           </w:p>
         </w:tc>
@@ -1720,40 +1714,24 @@
                 <w:sz w:val="24"/>
                 <w:szCs w:val="24"/>
               </w:rPr>
-              <w:t>Т</w:t>
-            </w:r>
-            <w:r>
-              <w:rPr>
-                <w:rFonts w:cstheme="minorHAnsi"/>
-                <w:sz w:val="24"/>
-                <w:szCs w:val="24"/>
-              </w:rPr>
-              <w:t>ехническая оценка дизайна дизайнера</w:t>
-            </w:r>
-          </w:p>
-          <w:p>
-            <w:pPr>
-              <w:rPr>
-                <w:rFonts w:cstheme="minorHAnsi"/>
-                <w:sz w:val="24"/>
-                <w:szCs w:val="24"/>
-              </w:rPr>
-            </w:pPr>
-            <w:r>
-              <w:rPr>
-                <w:rFonts w:cstheme="minorHAnsi"/>
-                <w:sz w:val="24"/>
-                <w:szCs w:val="24"/>
-              </w:rPr>
-              <w:t>И</w:t>
-            </w:r>
-            <w:r>
-              <w:rPr>
-                <w:rFonts w:cstheme="minorHAnsi"/>
-                <w:sz w:val="24"/>
-                <w:szCs w:val="24"/>
-              </w:rPr>
-              <w:t>справление багов от тестировщика</w:t>
+              <w:t>Техническая оценка дизайна дизайнера</w:t>
+            </w:r>
+          </w:p>
+          <w:p>
+            <w:pPr>
+              <w:rPr>
+                <w:rFonts w:cstheme="minorHAnsi"/>
+                <w:sz w:val="24"/>
+                <w:szCs w:val="24"/>
+              </w:rPr>
+            </w:pPr>
+            <w:r>
+              <w:rPr>
+                <w:rFonts w:cstheme="minorHAnsi"/>
+                <w:sz w:val="24"/>
+                <w:szCs w:val="24"/>
+              </w:rPr>
+              <w:t>Исправление багов от тестировщика</w:t>
             </w:r>
           </w:p>
         </w:tc>
@@ -1942,27 +1920,7 @@
           <w:sz w:val="24"/>
           <w:szCs w:val="24"/>
         </w:rPr>
-        <w:t xml:space="preserve">       </w:t>
-      </w:r>
-      <w:r>
-        <w:rPr>
-          <w:rFonts w:asciiTheme="minorHAnsi" w:hAnsiTheme="minorHAnsi" w:cstheme="minorHAnsi"/>
-          <w:b/>
-          <w:bCs/>
-          <w:sz w:val="24"/>
-          <w:szCs w:val="24"/>
-        </w:rPr>
-        <w:t>Компетенции</w:t>
-      </w:r>
-      <w:r>
-        <w:rPr>
-          <w:rFonts w:asciiTheme="minorHAnsi" w:hAnsiTheme="minorHAnsi" w:cstheme="minorHAnsi"/>
-          <w:b/>
-          <w:bCs/>
-          <w:sz w:val="24"/>
-          <w:szCs w:val="24"/>
-        </w:rPr>
-        <w:t>:</w:t>
+        <w:t xml:space="preserve">       Компетенции:</w:t>
       </w:r>
     </w:p>
     <w:p>
@@ -2009,7 +1967,6 @@
                 <w:sz w:val="24"/>
                 <w:szCs w:val="24"/>
               </w:rPr>
-              <w:lastRenderedPageBreak/>
               <w:t>Категория</w:t>
             </w:r>
           </w:p>
@@ -2084,15 +2041,7 @@
                 <w:sz w:val="24"/>
                 <w:szCs w:val="24"/>
               </w:rPr>
-              <w:t>П</w:t>
-            </w:r>
-            <w:r>
-              <w:rPr>
-                <w:rFonts w:cstheme="minorHAnsi"/>
-                <w:sz w:val="24"/>
-                <w:szCs w:val="24"/>
-              </w:rPr>
-              <w:t>рототипирование</w:t>
+              <w:t>Прототипирование</w:t>
             </w:r>
           </w:p>
           <w:p>
@@ -2207,65 +2156,41 @@
                 <w:sz w:val="24"/>
                 <w:szCs w:val="24"/>
               </w:rPr>
-              <w:t>П</w:t>
-            </w:r>
-            <w:r>
-              <w:rPr>
-                <w:rFonts w:cstheme="minorHAnsi"/>
-                <w:sz w:val="24"/>
-                <w:szCs w:val="24"/>
-              </w:rPr>
-              <w:t>резентация решений</w:t>
-            </w:r>
-          </w:p>
-          <w:p>
-            <w:pPr>
-              <w:rPr>
-                <w:rFonts w:cstheme="minorHAnsi"/>
-                <w:sz w:val="24"/>
-                <w:szCs w:val="24"/>
-              </w:rPr>
-            </w:pPr>
-            <w:r>
-              <w:rPr>
-                <w:rFonts w:cstheme="minorHAnsi"/>
-                <w:sz w:val="24"/>
-                <w:szCs w:val="24"/>
-              </w:rPr>
-              <w:t>Р</w:t>
-            </w:r>
-            <w:r>
-              <w:rPr>
-                <w:rFonts w:cstheme="minorHAnsi"/>
-                <w:sz w:val="24"/>
-                <w:szCs w:val="24"/>
-              </w:rPr>
-              <w:t>абота с обратной связью</w:t>
-            </w:r>
-          </w:p>
-          <w:p>
-            <w:pPr>
-              <w:rPr>
-                <w:rFonts w:cstheme="minorHAnsi"/>
-                <w:sz w:val="24"/>
-                <w:szCs w:val="24"/>
-              </w:rPr>
-            </w:pPr>
-            <w:r>
-              <w:rPr>
-                <w:rFonts w:cstheme="minorHAnsi"/>
-                <w:sz w:val="24"/>
-                <w:szCs w:val="24"/>
-              </w:rPr>
-              <w:t>А</w:t>
-            </w:r>
-            <w:r>
-              <w:rPr>
-                <w:rFonts w:cstheme="minorHAnsi"/>
-                <w:sz w:val="24"/>
-                <w:szCs w:val="24"/>
-              </w:rPr>
-              <w:t>ргументация дизайн-решений</w:t>
+              <w:t>Презентация решений</w:t>
+            </w:r>
+          </w:p>
+          <w:p>
+            <w:pPr>
+              <w:rPr>
+                <w:rFonts w:cstheme="minorHAnsi"/>
+                <w:sz w:val="24"/>
+                <w:szCs w:val="24"/>
+              </w:rPr>
+            </w:pPr>
+            <w:r>
+              <w:rPr>
+                <w:rFonts w:cstheme="minorHAnsi"/>
+                <w:sz w:val="24"/>
+                <w:szCs w:val="24"/>
+              </w:rPr>
+              <w:t>Работа с обратной связью</w:t>
+            </w:r>
+          </w:p>
+          <w:p>
+            <w:pPr>
+              <w:rPr>
+                <w:rFonts w:cstheme="minorHAnsi"/>
+                <w:sz w:val="24"/>
+                <w:szCs w:val="24"/>
+              </w:rPr>
+            </w:pPr>
+            <w:r>
+              <w:rPr>
+                <w:rFonts w:cstheme="minorHAnsi"/>
+                <w:sz w:val="24"/>
+                <w:szCs w:val="24"/>
+              </w:rPr>
+              <w:t>Аргументация дизайн-решений</w:t>
             </w:r>
           </w:p>
         </w:tc>
@@ -2332,23 +2257,7 @@
                 <w:sz w:val="24"/>
                 <w:szCs w:val="24"/>
               </w:rPr>
-              <w:t xml:space="preserve"> </w:t>
-            </w:r>
-            <w:r>
-              <w:rPr>
-                <w:rFonts w:asciiTheme="minorHAnsi" w:hAnsiTheme="minorHAnsi" w:cstheme="minorHAnsi"/>
-                <w:sz w:val="24"/>
-                <w:szCs w:val="24"/>
-              </w:rPr>
-              <w:t>П</w:t>
-            </w:r>
-            <w:r>
-              <w:rPr>
-                <w:rFonts w:asciiTheme="minorHAnsi" w:hAnsiTheme="minorHAnsi" w:cstheme="minorHAnsi"/>
-                <w:sz w:val="24"/>
-                <w:szCs w:val="24"/>
-              </w:rPr>
-              <w:t>ередача макетов разработчику</w:t>
+              <w:t xml:space="preserve"> Передача макетов разработчику</w:t>
             </w:r>
           </w:p>
           <w:p>
@@ -2367,31 +2276,7 @@
                 <w:sz w:val="24"/>
                 <w:szCs w:val="24"/>
               </w:rPr>
-              <w:t xml:space="preserve"> </w:t>
-            </w:r>
-            <w:r>
-              <w:rPr>
-                <w:rFonts w:asciiTheme="minorHAnsi" w:hAnsiTheme="minorHAnsi" w:cstheme="minorHAnsi"/>
-                <w:sz w:val="24"/>
-                <w:szCs w:val="24"/>
-              </w:rPr>
-              <w:t>П</w:t>
-            </w:r>
-            <w:r>
-              <w:rPr>
-                <w:rFonts w:asciiTheme="minorHAnsi" w:hAnsiTheme="minorHAnsi" w:cstheme="minorHAnsi"/>
-                <w:sz w:val="24"/>
-                <w:szCs w:val="24"/>
-              </w:rPr>
-              <w:t>роверка реализации с тестировщико</w:t>
-            </w:r>
-            <w:r>
-              <w:rPr>
-                <w:rFonts w:asciiTheme="minorHAnsi" w:hAnsiTheme="minorHAnsi" w:cstheme="minorHAnsi"/>
-                <w:sz w:val="24"/>
-                <w:szCs w:val="24"/>
-              </w:rPr>
-              <w:t>м</w:t>
+              <w:t xml:space="preserve"> Проверка реализации с тестировщиком</w:t>
             </w:r>
           </w:p>
           <w:p>
@@ -2775,15 +2660,7 @@
                 <w:sz w:val="24"/>
                 <w:szCs w:val="24"/>
               </w:rPr>
-              <w:t>Т</w:t>
-            </w:r>
-            <w:r>
-              <w:rPr>
-                <w:rFonts w:cstheme="minorHAnsi"/>
-                <w:sz w:val="24"/>
-                <w:szCs w:val="24"/>
-              </w:rPr>
-              <w:t>ест-кейсы/чек-листы</w:t>
+              <w:t>Тест-кейсы/чек-листы</w:t>
             </w:r>
           </w:p>
           <w:p>
@@ -2865,40 +2742,24 @@
                 <w:sz w:val="24"/>
                 <w:szCs w:val="24"/>
               </w:rPr>
-              <w:t>К</w:t>
-            </w:r>
-            <w:r>
-              <w:rPr>
-                <w:rFonts w:cstheme="minorHAnsi"/>
-                <w:sz w:val="24"/>
-                <w:szCs w:val="24"/>
-              </w:rPr>
-              <w:t>ритическое мышление</w:t>
-            </w:r>
-          </w:p>
-          <w:p>
-            <w:pPr>
-              <w:rPr>
-                <w:rFonts w:cstheme="minorHAnsi"/>
-                <w:sz w:val="24"/>
-                <w:szCs w:val="24"/>
-              </w:rPr>
-            </w:pPr>
-            <w:r>
-              <w:rPr>
-                <w:rFonts w:cstheme="minorHAnsi"/>
-                <w:sz w:val="24"/>
-                <w:szCs w:val="24"/>
-              </w:rPr>
-              <w:t>К</w:t>
-            </w:r>
-            <w:r>
-              <w:rPr>
-                <w:rFonts w:cstheme="minorHAnsi"/>
-                <w:sz w:val="24"/>
-                <w:szCs w:val="24"/>
-              </w:rPr>
-              <w:t>оммуникация (четкое описание багов)</w:t>
+              <w:t>Критическое мышление</w:t>
+            </w:r>
+          </w:p>
+          <w:p>
+            <w:pPr>
+              <w:rPr>
+                <w:rFonts w:cstheme="minorHAnsi"/>
+                <w:sz w:val="24"/>
+                <w:szCs w:val="24"/>
+              </w:rPr>
+            </w:pPr>
+            <w:r>
+              <w:rPr>
+                <w:rFonts w:cstheme="minorHAnsi"/>
+                <w:sz w:val="24"/>
+                <w:szCs w:val="24"/>
+              </w:rPr>
+              <w:t>Коммуникация (четкое описание багов)</w:t>
             </w:r>
           </w:p>
         </w:tc>
@@ -2946,23 +2807,7 @@
                 <w:sz w:val="24"/>
                 <w:szCs w:val="24"/>
               </w:rPr>
-              <w:t>Руководитель</w:t>
-            </w:r>
-            <w:r>
-              <w:rPr>
-                <w:rFonts w:asciiTheme="minorHAnsi" w:hAnsiTheme="minorHAnsi" w:cstheme="minorHAnsi"/>
-                <w:sz w:val="24"/>
-                <w:szCs w:val="24"/>
-              </w:rPr>
-              <w:t xml:space="preserve">- </w:t>
-            </w:r>
-            <w:r>
-              <w:rPr>
-                <w:rFonts w:asciiTheme="minorHAnsi" w:hAnsiTheme="minorHAnsi" w:cstheme="minorHAnsi"/>
-                <w:sz w:val="24"/>
-                <w:szCs w:val="24"/>
-              </w:rPr>
-              <w:t>Отчеты о качестве, оценка трудоемкости тестирования</w:t>
+              <w:t>Руководитель- Отчеты о качестве, оценка трудоемкости тестирования</w:t>
             </w:r>
           </w:p>
           <w:p>
@@ -2981,23 +2826,7 @@
                 <w:sz w:val="24"/>
                 <w:szCs w:val="24"/>
               </w:rPr>
-              <w:t>Аналитик</w:t>
-            </w:r>
-            <w:r>
-              <w:rPr>
-                <w:rFonts w:asciiTheme="minorHAnsi" w:hAnsiTheme="minorHAnsi" w:cstheme="minorHAnsi"/>
-                <w:sz w:val="24"/>
-                <w:szCs w:val="24"/>
-              </w:rPr>
-              <w:t>-</w:t>
-            </w:r>
-            <w:r>
-              <w:rPr>
-                <w:rFonts w:asciiTheme="minorHAnsi" w:hAnsiTheme="minorHAnsi" w:cstheme="minorHAnsi"/>
-                <w:sz w:val="24"/>
-                <w:szCs w:val="24"/>
-              </w:rPr>
-              <w:t xml:space="preserve"> Уточнение требований, проверка на тестируемость</w:t>
+              <w:t>Аналитик- Уточнение требований, проверка на тестируемость</w:t>
             </w:r>
           </w:p>
           <w:p>
@@ -3016,23 +2845,7 @@
                 <w:sz w:val="24"/>
                 <w:szCs w:val="24"/>
               </w:rPr>
-              <w:t>Разработчик</w:t>
-            </w:r>
-            <w:r>
-              <w:rPr>
-                <w:rFonts w:asciiTheme="minorHAnsi" w:hAnsiTheme="minorHAnsi" w:cstheme="minorHAnsi"/>
-                <w:sz w:val="24"/>
-                <w:szCs w:val="24"/>
-              </w:rPr>
-              <w:t>-</w:t>
-            </w:r>
-            <w:r>
-              <w:rPr>
-                <w:rFonts w:asciiTheme="minorHAnsi" w:hAnsiTheme="minorHAnsi" w:cstheme="minorHAnsi"/>
-                <w:sz w:val="24"/>
-                <w:szCs w:val="24"/>
-              </w:rPr>
-              <w:t xml:space="preserve"> Баг-репорты, воспроизведение</w:t>
+              <w:t>Разработчик- Баг-репорты, воспроизведение</w:t>
             </w:r>
           </w:p>
           <w:p>
@@ -3051,39 +2864,7 @@
                 <w:sz w:val="24"/>
                 <w:szCs w:val="24"/>
               </w:rPr>
-              <w:t>Дизайнер</w:t>
-            </w:r>
-            <w:r>
-              <w:rPr>
-                <w:rFonts w:asciiTheme="minorHAnsi" w:hAnsiTheme="minorHAnsi" w:cstheme="minorHAnsi"/>
-                <w:sz w:val="24"/>
-                <w:szCs w:val="24"/>
-              </w:rPr>
-              <w:t>-</w:t>
-            </w:r>
-            <w:r>
-              <w:rPr>
-                <w:rFonts w:asciiTheme="minorHAnsi" w:hAnsiTheme="minorHAnsi" w:cstheme="minorHAnsi"/>
-                <w:sz w:val="24"/>
-                <w:szCs w:val="24"/>
-              </w:rPr>
-              <w:t xml:space="preserve"> Проверка соответствия макетам</w:t>
-            </w:r>
-            <w:r>
-              <w:rPr>
-                <w:rFonts w:asciiTheme="minorHAnsi" w:hAnsiTheme="minorHAnsi" w:cstheme="minorHAnsi"/>
-                <w:sz w:val="24"/>
-                <w:szCs w:val="24"/>
-              </w:rPr>
-              <w:t xml:space="preserve">, </w:t>
-            </w:r>
-            <w:r>
-              <w:rPr>
-                <w:rFonts w:asciiTheme="minorHAnsi" w:hAnsiTheme="minorHAnsi" w:cstheme="minorHAnsi"/>
-                <w:sz w:val="24"/>
-                <w:szCs w:val="24"/>
-              </w:rPr>
-              <w:t>UI/UX баги</w:t>
+              <w:t>Дизайнер- Проверка соответствия макетам, UI/UX баги</w:t>
             </w:r>
           </w:p>
         </w:tc>
@@ -3140,7 +2921,7 @@
 </file>
 
 <file path=word/numbering.xml><?xml version="1.0" encoding="utf-8"?>
-<w:numbering xmlns:wpc="http://schemas.microsoft.com/office/word/2010/wordprocessingCanvas" xmlns:cx="http://schemas.microsoft.com/office/drawing/2014/chartex" xmlns:cx1="http://schemas.microsoft.com/office/drawing/2015/9/8/chartex" xmlns:cx2="http://schemas.microsoft.com/office/drawing/2015/10/21/chartex" xmlns:cx3="http://schemas.microsoft.com/office/drawing/2016/5/9/chartex" xmlns:cx4="http://schemas.microsoft.com/office/drawing/2016/5/10/chartex" xmlns:cx5="http://schemas.microsoft.com/office/drawing/2016/5/11/chartex" xmlns:cx6="http://schemas.microsoft.com/office/drawing/2016/5/12/chartex" xmlns:cx7="http://schemas.microsoft.com/office/drawing/2016/5/13/chartex" xmlns:cx8="http://schemas.microsoft.com/office/drawing/2016/5/14/chartex" xmlns:mc="http://schemas.openxmlformats.org/markup-compatibility/2006" xmlns:aink="http://schemas.microsoft.com/office/drawing/2016/ink" xmlns:am3d="http://schemas.microsoft.com/office/drawing/2017/model3d" xmlns:o="urn:schemas-microsoft-com:office:office" xmlns:oel="http://schemas.microsoft.com/office/2019/extlst" xmlns:r="http://schemas.openxmlformats.org/officeDocument/2006/relationships" xmlns:m="http://schemas.openxmlformats.org/officeDocument/2006/math" xmlns:v="urn:schemas-microsoft-com:vml" xmlns:wp14="http://schemas.microsoft.com/office/word/2010/wordprocessingDrawing" xmlns:wp="http://schemas.openxmlformats.org/drawingml/2006/wordprocessingDrawing" xmlns:w10="urn:schemas-microsoft-com:office:word" xmlns:w="http://schemas.openxmlformats.org/wordprocessingml/2006/main" xmlns:w14="http://schemas.microsoft.com/office/word/2010/wordml" xmlns:w15="http://schemas.microsoft.com/office/word/2012/wordml" xmlns:w16cex="http://schemas.microsoft.com/office/word/2018/wordml/cex" xmlns:w16cid="http://schemas.microsoft.com/office/word/2016/wordml/cid" xmlns:w16="http://schemas.microsoft.com/office/word/2018/wordml" xmlns:w16du="http://schemas.microsoft.com/office/word/2023/wordml/word16du" xmlns:w16sdtdh="http://schemas.microsoft.com/office/word/2020/wordml/sdtdatahash" xmlns:w16sdtfl="http://schemas.microsoft.com/office/word/2024/wordml/sdtformatlock" xmlns:w16se="http://schemas.microsoft.com/office/word/2015/wordml/symex" xmlns:wpg="http://schemas.microsoft.com/office/word/2010/wordprocessingGroup" xmlns:wpi="http://schemas.microsoft.com/office/word/2010/wordprocessingInk" xmlns:wne="http://schemas.microsoft.com/office/word/2006/wordml" xmlns:wps="http://schemas.microsoft.com/office/word/2010/wordprocessingShape" mc:Ignorable="w14 w15 w16se w16cid w16 w16cex w16sdtdh w16sdtfl w16du wp14">
+<w:numbering xmlns:wpc="http://schemas.microsoft.com/office/word/2010/wordprocessingCanvas" xmlns:cx="http://schemas.microsoft.com/office/drawing/2014/chartex" xmlns:cx1="http://schemas.microsoft.com/office/drawing/2015/9/8/chartex" xmlns:cx2="http://schemas.microsoft.com/office/drawing/2015/10/21/chartex" xmlns:cx3="http://schemas.microsoft.com/office/drawing/2016/5/9/chartex" xmlns:cx4="http://schemas.microsoft.com/office/drawing/2016/5/10/chartex" xmlns:cx5="http://schemas.microsoft.com/office/drawing/2016/5/11/chartex" xmlns:cx6="http://schemas.microsoft.com/office/drawing/2016/5/12/chartex" xmlns:cx7="http://schemas.microsoft.com/office/drawing/2016/5/13/chartex" xmlns:cx8="http://schemas.microsoft.com/office/drawing/2016/5/14/chartex" xmlns:mc="http://schemas.openxmlformats.org/markup-compatibility/2006" xmlns:aink="http://schemas.microsoft.com/office/drawing/2016/ink" xmlns:am3d="http://schemas.microsoft.com/office/drawing/2017/model3d" xmlns:o="urn:schemas-microsoft-com:office:office" xmlns:r="http://schemas.openxmlformats.org/officeDocument/2006/relationships" xmlns:m="http://schemas.openxmlformats.org/officeDocument/2006/math" xmlns:v="urn:schemas-microsoft-com:vml" xmlns:wp14="http://schemas.microsoft.com/office/word/2010/wordprocessingDrawing" xmlns:wp="http://schemas.openxmlformats.org/drawingml/2006/wordprocessingDrawing" xmlns:w10="urn:schemas-microsoft-com:office:word" xmlns:w="http://schemas.openxmlformats.org/wordprocessingml/2006/main" xmlns:w14="http://schemas.microsoft.com/office/word/2010/wordml" xmlns:w15="http://schemas.microsoft.com/office/word/2012/wordml" xmlns:w16cid="http://schemas.microsoft.com/office/word/2016/wordml/cid" xmlns:w16se="http://schemas.microsoft.com/office/word/2015/wordml/symex" xmlns:wpg="http://schemas.microsoft.com/office/word/2010/wordprocessingGroup" xmlns:wpi="http://schemas.microsoft.com/office/word/2010/wordprocessingInk" xmlns:wne="http://schemas.microsoft.com/office/word/2006/wordml" xmlns:wps="http://schemas.microsoft.com/office/word/2010/wordprocessingShape" mc:Ignorable="w14 w15 w16se w16cid wp14">
   <w:abstractNum w:abstractNumId="0" w15:restartNumberingAfterBreak="0">
     <w:nsid w:val="072B218D"/>
     <w:multiLevelType w:val="hybridMultilevel"/>
@@ -3884,32 +3665,32 @@
       </w:rPr>
     </w:lvl>
   </w:abstractNum>
-  <w:num w:numId="1" w16cid:durableId="1396776740">
+  <w:num w:numId="1">
     <w:abstractNumId w:val="4"/>
   </w:num>
-  <w:num w:numId="2" w16cid:durableId="898512148">
+  <w:num w:numId="2">
     <w:abstractNumId w:val="2"/>
   </w:num>
-  <w:num w:numId="3" w16cid:durableId="2016613438">
+  <w:num w:numId="3">
     <w:abstractNumId w:val="3"/>
   </w:num>
-  <w:num w:numId="4" w16cid:durableId="1191064869">
+  <w:num w:numId="4">
     <w:abstractNumId w:val="6"/>
   </w:num>
-  <w:num w:numId="5" w16cid:durableId="1858814840">
+  <w:num w:numId="5">
     <w:abstractNumId w:val="0"/>
   </w:num>
-  <w:num w:numId="6" w16cid:durableId="705717578">
+  <w:num w:numId="6">
     <w:abstractNumId w:val="1"/>
   </w:num>
-  <w:num w:numId="7" w16cid:durableId="1767966451">
+  <w:num w:numId="7">
     <w:abstractNumId w:val="5"/>
   </w:num>
 </w:numbering>
 </file>
 
 <file path=word/styles.xml><?xml version="1.0" encoding="utf-8"?>
-<w:styles xmlns:mc="http://schemas.openxmlformats.org/markup-compatibility/2006" xmlns:r="http://schemas.openxmlformats.org/officeDocument/2006/relationships" xmlns:w="http://schemas.openxmlformats.org/wordprocessingml/2006/main" xmlns:w14="http://schemas.microsoft.com/office/word/2010/wordml" xmlns:w15="http://schemas.microsoft.com/office/word/2012/wordml" xmlns:w16cex="http://schemas.microsoft.com/office/word/2018/wordml/cex" xmlns:w16cid="http://schemas.microsoft.com/office/word/2016/wordml/cid" xmlns:w16="http://schemas.microsoft.com/office/word/2018/wordml" xmlns:w16du="http://schemas.microsoft.com/office/word/2023/wordml/word16du" xmlns:w16sdtdh="http://schemas.microsoft.com/office/word/2020/wordml/sdtdatahash" xmlns:w16sdtfl="http://schemas.microsoft.com/office/word/2024/wordml/sdtformatlock" xmlns:w16se="http://schemas.microsoft.com/office/word/2015/wordml/symex" mc:Ignorable="w14 w15 w16se w16cid w16 w16cex w16sdtdh w16sdtfl w16du">
+<w:styles xmlns:mc="http://schemas.openxmlformats.org/markup-compatibility/2006" xmlns:r="http://schemas.openxmlformats.org/officeDocument/2006/relationships" xmlns:w="http://schemas.openxmlformats.org/wordprocessingml/2006/main" xmlns:w14="http://schemas.microsoft.com/office/word/2010/wordml" xmlns:w15="http://schemas.microsoft.com/office/word/2012/wordml" xmlns:w16cid="http://schemas.microsoft.com/office/word/2016/wordml/cid" xmlns:w16se="http://schemas.microsoft.com/office/word/2015/wordml/symex" mc:Ignorable="w14 w15 w16se w16cid">
   <w:docDefaults>
     <w:rPrDefault>
       <w:rPr>
@@ -3927,7 +3708,7 @@
       </w:pPr>
     </w:pPrDefault>
   </w:docDefaults>
-  <w:latentStyles w:defLockedState="0" w:defUIPriority="99" w:defSemiHidden="0" w:defUnhideWhenUsed="0" w:defQFormat="0" w:count="376">
+  <w:latentStyles w:defLockedState="0" w:defUIPriority="99" w:defSemiHidden="0" w:defUnhideWhenUsed="0" w:defQFormat="0" w:count="375">
     <w:lsdException w:name="Normal" w:uiPriority="0" w:qFormat="1"/>
     <w:lsdException w:name="heading 1" w:uiPriority="9" w:qFormat="1"/>
     <w:lsdException w:name="heading 2" w:semiHidden="1" w:uiPriority="9" w:unhideWhenUsed="1" w:qFormat="1"/>
@@ -4303,7 +4084,6 @@
     <w:lsdException w:name="Smart Hyperlink" w:semiHidden="1" w:unhideWhenUsed="1"/>
     <w:lsdException w:name="Hashtag" w:semiHidden="1" w:unhideWhenUsed="1"/>
     <w:lsdException w:name="Unresolved Mention" w:semiHidden="1" w:unhideWhenUsed="1"/>
-    <w:lsdException w:name="Smart Link" w:semiHidden="1" w:unhideWhenUsed="1"/>
   </w:latentStyles>
   <w:style w:type="paragraph" w:default="1" w:styleId="a">
     <w:name w:val="Normal"/>
@@ -4511,6 +4291,7 @@
   <w:style w:type="character" w:default="1" w:styleId="a0">
     <w:name w:val="Default Paragraph Font"/>
     <w:uiPriority w:val="1"/>
+    <w:semiHidden/>
     <w:unhideWhenUsed/>
   </w:style>
   <w:style w:type="table" w:default="1" w:styleId="a1">
@@ -4865,6 +4646,17 @@
       <w14:ligatures w14:val="none"/>
     </w:rPr>
   </w:style>
+  <w:style w:type="character" w:styleId="ad">
+    <w:name w:val="Strong"/>
+    <w:basedOn w:val="a0"/>
+    <w:uiPriority w:val="22"/>
+    <w:qFormat/>
+    <w:rsid w:val="007E24D5"/>
+    <w:rPr>
+      <w:b/>
+      <w:bCs/>
+    </w:rPr>
+  </w:style>
 </w:styles>
 </file>
 
